--- a/Tailored_CVs/Shinoy_spriteCloud_Test_Automation_Engineer.docx
+++ b/Tailored_CVs/Shinoy_spriteCloud_Test_Automation_Engineer.docx
@@ -70,7 +70,7 @@
           <w:b w:val="0"/>
           <w:sz w:val="19"/>
         </w:rPr>
-        <w:t>I am a QA automation engineer with over 8 years of experience building and maintaining scalable test automation frameworks using Selenium, Playwright, and Cucumber. Based in Amstelveen with a valid EU residence permit, I enjoy working closely with multidisciplinary Scrum teams and stakeholders to guide quality strategies and minimize production defects. I also have hands-on experience integrating CI/CD pipelines and using tools like Gemini Code Assist to streamline test…</w:t>
+        <w:t>I am a QA automation engineer based in Amstelveen with over eight years of experience building scalable testing frameworks using Java Selenium, Playwright, and Cucumber. I hold a valid EU residence permit and live in the Netherlands, making me ready to work on client sites. My background includes setting up CI/CD pipelines with Jenkins and Docker, alongside using Gemini Code Assist to streamline test script generation.</w:t>
       </w:r>
     </w:p>
     <w:p>
@@ -288,7 +288,7 @@
           <w:b w:val="0"/>
           <w:sz w:val="18"/>
         </w:rPr>
-        <w:t>▸ Built and maintained robust test automation frameworks using Java Selenium and TypeScript Playwright, improving overall execution efficiency for financial applications.</w:t>
+        <w:t>▸ Built and maintained scalable test automation frameworks from scratch using Java Selenium and BDD Cucumber for complex payment processing systems.</w:t>
       </w:r>
     </w:p>
     <w:p>
@@ -301,7 +301,7 @@
           <w:b w:val="0"/>
           <w:sz w:val="18"/>
         </w:rPr>
-        <w:t>▸ Collaborated directly with product owners and crossfunctional teams in agile settings to translate business requirements into effective testing strategies.</w:t>
+        <w:t>▸ Migrated legacy SeleniumJava frameworks to Playwright TypeScript for credit limit workflows, improving execution efficiency by 20%.</w:t>
       </w:r>
     </w:p>
     <w:p>
@@ -314,7 +314,7 @@
           <w:b w:val="0"/>
           <w:sz w:val="18"/>
         </w:rPr>
-        <w:t>▸ Integrated automated regression test suites into Jenkins CI/CD pipelines alongside AWS and Terraform environments to support continuous delivery.</w:t>
+        <w:t>▸ Configured CI/CD pipelines using Jenkins and Docker to run scheduled regression test suites and support continuous delivery.</w:t>
       </w:r>
     </w:p>
     <w:p>
@@ -327,7 +327,7 @@
           <w:b w:val="0"/>
           <w:sz w:val="18"/>
         </w:rPr>
-        <w:t>▸ Streamlined test script creation and deployment tasks using Gemini Code Assist to improve delivery speed and efficiency.</w:t>
+        <w:t>▸ Streamlined test generation and deployment workflows by utilizing Gemini Code Assist to speed up script creation.</w:t>
       </w:r>
     </w:p>
     <w:p>
